--- a/BUSHRA JAMSHED_timetable.docx
+++ b/BUSHRA JAMSHED_timetable.docx
@@ -12,7 +12,7 @@
     </w:p>
     <w:p>
       <w:r>
-        <w:t>Total Weekly Periods: 0</w:t>
+        <w:t>Total Weekly Periods: 4</w:t>
       </w:r>
     </w:p>
     <w:tbl>
@@ -315,7 +315,11 @@
             <w:tcW w:type="dxa" w:w="1530"/>
           </w:tcPr>
           <w:p>
-            <w:r/>
+            <w:r>
+              <w:t>8D</w:t>
+              <w:br/>
+              <w:t>GP</w:t>
+            </w:r>
           </w:p>
         </w:tc>
         <w:tc>
@@ -323,7 +327,11 @@
             <w:tcW w:type="dxa" w:w="1530"/>
           </w:tcPr>
           <w:p>
-            <w:r/>
+            <w:r>
+              <w:t>8C</w:t>
+              <w:br/>
+              <w:t>GP</w:t>
+            </w:r>
           </w:p>
         </w:tc>
         <w:tc>
@@ -523,7 +531,11 @@
             <w:tcW w:type="dxa" w:w="1530"/>
           </w:tcPr>
           <w:p>
-            <w:r/>
+            <w:r>
+              <w:t>8B</w:t>
+              <w:br/>
+              <w:t>GP</w:t>
+            </w:r>
           </w:p>
         </w:tc>
         <w:tc>
@@ -595,7 +607,11 @@
             <w:tcW w:type="dxa" w:w="1530"/>
           </w:tcPr>
           <w:p>
-            <w:r/>
+            <w:r>
+              <w:t>8A</w:t>
+              <w:br/>
+              <w:t>GP</w:t>
+            </w:r>
           </w:p>
         </w:tc>
         <w:tc>

--- a/BUSHRA JAMSHED_timetable.docx
+++ b/BUSHRA JAMSHED_timetable.docx
@@ -12,7 +12,7 @@
     </w:p>
     <w:p>
       <w:r>
-        <w:t>Total Weekly Periods: 4</w:t>
+        <w:t>Total Weekly Periods: 3</w:t>
       </w:r>
     </w:p>
     <w:tbl>
@@ -315,11 +315,7 @@
             <w:tcW w:type="dxa" w:w="1530"/>
           </w:tcPr>
           <w:p>
-            <w:r>
-              <w:t>8D</w:t>
-              <w:br/>
-              <w:t>GP</w:t>
-            </w:r>
+            <w:r/>
           </w:p>
         </w:tc>
         <w:tc>
@@ -551,7 +547,11 @@
             <w:tcW w:type="dxa" w:w="1530"/>
           </w:tcPr>
           <w:p>
-            <w:r/>
+            <w:r>
+              <w:t>8D</w:t>
+              <w:br/>
+              <w:t>GP</w:t>
+            </w:r>
           </w:p>
         </w:tc>
         <w:tc>
@@ -607,11 +607,7 @@
             <w:tcW w:type="dxa" w:w="1530"/>
           </w:tcPr>
           <w:p>
-            <w:r>
-              <w:t>8A</w:t>
-              <w:br/>
-              <w:t>GP</w:t>
-            </w:r>
+            <w:r/>
           </w:p>
         </w:tc>
         <w:tc>

--- a/BUSHRA JAMSHED_timetable.docx
+++ b/BUSHRA JAMSHED_timetable.docx
@@ -12,7 +12,7 @@
     </w:p>
     <w:p>
       <w:r>
-        <w:t>Total Weekly Periods: 3</w:t>
+        <w:t>Total Weekly Periods: 4</w:t>
       </w:r>
     </w:p>
     <w:tbl>
@@ -324,7 +324,7 @@
           </w:tcPr>
           <w:p>
             <w:r>
-              <w:t>8C</w:t>
+              <w:t>8D</w:t>
               <w:br/>
               <w:t>GP</w:t>
             </w:r>
@@ -527,11 +527,7 @@
             <w:tcW w:type="dxa" w:w="1530"/>
           </w:tcPr>
           <w:p>
-            <w:r>
-              <w:t>8B</w:t>
-              <w:br/>
-              <w:t>GP</w:t>
-            </w:r>
+            <w:r/>
           </w:p>
         </w:tc>
         <w:tc>
@@ -547,11 +543,7 @@
             <w:tcW w:type="dxa" w:w="1530"/>
           </w:tcPr>
           <w:p>
-            <w:r>
-              <w:t>8D</w:t>
-              <w:br/>
-              <w:t>GP</w:t>
-            </w:r>
+            <w:r/>
           </w:p>
         </w:tc>
         <w:tc>
@@ -631,7 +623,11 @@
             <w:tcW w:type="dxa" w:w="1530"/>
           </w:tcPr>
           <w:p>
-            <w:r/>
+            <w:r>
+              <w:t>8B</w:t>
+              <w:br/>
+              <w:t>GP</w:t>
+            </w:r>
           </w:p>
         </w:tc>
         <w:tc>
@@ -687,7 +683,11 @@
             <w:tcW w:type="dxa" w:w="1530"/>
           </w:tcPr>
           <w:p>
-            <w:r/>
+            <w:r>
+              <w:t>8E</w:t>
+              <w:br/>
+              <w:t>GP</w:t>
+            </w:r>
           </w:p>
         </w:tc>
         <w:tc>
@@ -765,7 +765,11 @@
             <w:tcW w:type="dxa" w:w="1530"/>
           </w:tcPr>
           <w:p>
-            <w:r/>
+            <w:r>
+              <w:t>8C</w:t>
+              <w:br/>
+              <w:t>GP</w:t>
+            </w:r>
           </w:p>
         </w:tc>
         <w:tc>
